--- a/appendix/Doc-GZ - 20260414 - v2 (by 20260414).docx
+++ b/appendix/Doc-GZ - 20260414 - v2 (by 20260414).docx
@@ -1542,6 +1542,13 @@
     <w:p>
       <w:pPr>
         <w:rPr>
+          <w:rFonts w:ascii="Times New Roman" w:hAnsi="Times New Roman" w:cs="Times New Roman"/>
+        </w:rPr>
+      </w:pPr>
+    </w:p>
+    <w:p>
+      <w:pPr>
+        <w:rPr>
           <w:rFonts w:ascii="Times New Roman" w:eastAsia="宋体" w:hAnsi="Times New Roman" w:cs="Times New Roman"/>
         </w:rPr>
       </w:pPr>
@@ -2415,14 +2422,7 @@
     <w:p>
       <w:pPr>
         <w:rPr>
-          <w:rFonts w:ascii="Times New Roman" w:eastAsia="宋体" w:hAnsi="Times New Roman" w:cs="Times New Roman"/>
-        </w:rPr>
-      </w:pPr>
-    </w:p>
-    <w:p>
-      <w:pPr>
-        <w:rPr>
-          <w:rFonts w:ascii="Times New Roman" w:eastAsia="宋体" w:hAnsi="Times New Roman" w:cs="Times New Roman"/>
+          <w:rFonts w:ascii="Times New Roman" w:eastAsia="宋体" w:hAnsi="Times New Roman" w:cs="Times New Roman" w:hint="eastAsia"/>
         </w:rPr>
       </w:pPr>
     </w:p>
@@ -3549,6 +3549,12 @@
                 <w:rFonts w:ascii="Times New Roman" w:eastAsia="宋体" w:hAnsi="Times New Roman" w:cs="Times New Roman"/>
               </w:rPr>
             </w:pPr>
+            <w:r>
+              <w:rPr>
+                <w:rFonts w:ascii="Times New Roman" w:eastAsia="宋体" w:hAnsi="Times New Roman" w:cs="Times New Roman" w:hint="eastAsia"/>
+              </w:rPr>
+              <w:t>-</w:t>
+            </w:r>
           </w:p>
         </w:tc>
       </w:tr>
@@ -5734,14 +5740,6 @@
                 <w:szCs w:val="22"/>
               </w:rPr>
               <w:t xml:space="preserve"> "echo 'hi'"</w:t>
-            </w:r>
-            <w:r>
-              <w:rPr>
-                <w:rFonts w:asciiTheme="minorHAnsi" w:hAnsiTheme="minorHAnsi" w:cstheme="minorHAnsi"/>
-                <w:sz w:val="22"/>
-                <w:szCs w:val="22"/>
-              </w:rPr>
-              <w:br/>
             </w:r>
           </w:p>
         </w:tc>
@@ -6299,7 +6297,19 @@
       </w:pPr>
       <w:r>
         <w:lastRenderedPageBreak/>
-        <w:t>Prepare Fabric Multiple Nodes</w:t>
+        <w:t xml:space="preserve">Prepare and </w:t>
+      </w:r>
+      <w:r>
+        <w:t xml:space="preserve">Run </w:t>
+      </w:r>
+      <w:r>
+        <w:t xml:space="preserve">Single Node </w:t>
+      </w:r>
+      <w:r>
+        <w:t xml:space="preserve">Fabric </w:t>
+      </w:r>
+      <w:r>
+        <w:t>Test-Network</w:t>
       </w:r>
     </w:p>
     <w:p/>
@@ -6330,7 +6340,14 @@
           <w:rStyle w:val="a3"/>
           <w:color w:val="2F5496" w:themeColor="accent1" w:themeShade="BF"/>
         </w:rPr>
-        <w:t>Configure Multiple Nodes</w:t>
+        <w:t xml:space="preserve">Configure Each </w:t>
+      </w:r>
+      <w:r>
+        <w:rPr>
+          <w:rStyle w:val="a3"/>
+          <w:color w:val="2F5496" w:themeColor="accent1" w:themeShade="BF"/>
+        </w:rPr>
+        <w:t>Node</w:t>
       </w:r>
     </w:p>
     <w:p>
@@ -6369,6 +6386,12 @@
           <w:rFonts w:ascii="Times New Roman" w:eastAsia="宋体" w:hAnsi="Times New Roman" w:cs="Times New Roman"/>
         </w:rPr>
         <w:t xml:space="preserve"> Configure the host names</w:t>
+      </w:r>
+      <w:r>
+        <w:rPr>
+          <w:rFonts w:ascii="Times New Roman" w:eastAsia="宋体" w:hAnsi="Times New Roman" w:cs="Times New Roman"/>
+        </w:rPr>
+        <w:t>,</w:t>
       </w:r>
     </w:p>
     <w:tbl>
@@ -6459,9 +6482,9 @@
             </w:pPr>
             <w:r>
               <w:rPr>
-                <w:rFonts w:ascii="Times New Roman" w:eastAsia="宋体" w:hAnsi="Times New Roman" w:cs="Times New Roman" w:hint="eastAsia"/>
-              </w:rPr>
-              <w:t>i</w:t>
+                <w:rFonts w:ascii="Times New Roman" w:eastAsia="宋体" w:hAnsi="Times New Roman" w:cs="Times New Roman"/>
+              </w:rPr>
+              <w:t>I</w:t>
             </w:r>
           </w:p>
         </w:tc>
@@ -6779,6 +6802,13 @@
         </w:rPr>
         <w:t>Install Dependencies</w:t>
       </w:r>
+      <w:r>
+        <w:rPr>
+          <w:rStyle w:val="a3"/>
+          <w:color w:val="2F5496" w:themeColor="accent1" w:themeShade="BF"/>
+        </w:rPr>
+        <w:t xml:space="preserve"> on Each Node</w:t>
+      </w:r>
     </w:p>
     <w:p>
       <w:pPr>
@@ -6807,7 +6837,25 @@
         <w:rPr>
           <w:rFonts w:ascii="Times New Roman" w:hAnsi="Times New Roman" w:cs="Times New Roman"/>
         </w:rPr>
-        <w:t xml:space="preserve"> Install the prerequisites for each node</w:t>
+        <w:t xml:space="preserve"> Install the prerequisites </w:t>
+      </w:r>
+      <w:r>
+        <w:rPr>
+          <w:rFonts w:ascii="Times New Roman" w:hAnsi="Times New Roman" w:cs="Times New Roman"/>
+        </w:rPr>
+        <w:t>on</w:t>
+      </w:r>
+      <w:r>
+        <w:rPr>
+          <w:rFonts w:ascii="Times New Roman" w:hAnsi="Times New Roman" w:cs="Times New Roman"/>
+        </w:rPr>
+        <w:t xml:space="preserve"> each node</w:t>
+      </w:r>
+      <w:r>
+        <w:rPr>
+          <w:rFonts w:ascii="Times New Roman" w:hAnsi="Times New Roman" w:cs="Times New Roman"/>
+        </w:rPr>
+        <w:t>,</w:t>
       </w:r>
     </w:p>
     <w:tbl>
@@ -7021,6 +7069,9 @@
         <w:t>cURL</w:t>
       </w:r>
       <w:proofErr w:type="spellEnd"/>
+      <w:r>
+        <w:t xml:space="preserve"> on each node,</w:t>
+      </w:r>
     </w:p>
     <w:tbl>
       <w:tblPr>
@@ -7171,6 +7222,9 @@
         <w:t>wget</w:t>
       </w:r>
       <w:proofErr w:type="spellEnd"/>
+      <w:r>
+        <w:t xml:space="preserve"> on each node,</w:t>
+      </w:r>
     </w:p>
     <w:tbl>
       <w:tblPr>
@@ -7289,13 +7343,10 @@
         <w:t>tep 4:</w:t>
       </w:r>
       <w:r>
-        <w:t xml:space="preserve"> Install the </w:t>
-      </w:r>
-      <w:r>
-        <w:t>d</w:t>
-      </w:r>
-      <w:r>
-        <w:t>ocker</w:t>
+        <w:t xml:space="preserve"> Install </w:t>
+      </w:r>
+      <w:r>
+        <w:t>Docker on each node,</w:t>
       </w:r>
     </w:p>
     <w:tbl>
@@ -7833,17 +7884,34 @@
           <w:b/>
           <w:bCs/>
         </w:rPr>
-        <w:t>5 (Condition: Outside the Great Wall)</w:t>
-      </w:r>
-      <w:r>
-        <w:rPr>
-          <w:b/>
-          <w:bCs/>
-        </w:rPr>
-        <w:t>:</w:t>
-      </w:r>
-      <w:r>
-        <w:t xml:space="preserve"> Install the docker-compose</w:t>
+        <w:t>5</w:t>
+      </w:r>
+      <w:r>
+        <w:t xml:space="preserve"> </w:t>
+      </w:r>
+      <w:r>
+        <w:t>(</w:t>
+      </w:r>
+      <w:r>
+        <w:rPr>
+          <w:u w:val="single"/>
+        </w:rPr>
+        <w:t>if o</w:t>
+      </w:r>
+      <w:r>
+        <w:rPr>
+          <w:u w:val="single"/>
+        </w:rPr>
+        <w:t>utside the Great Wall</w:t>
+      </w:r>
+      <w:r>
+        <w:t xml:space="preserve">): </w:t>
+      </w:r>
+      <w:r>
+        <w:t xml:space="preserve">Install </w:t>
+      </w:r>
+      <w:r>
+        <w:t>Docker Compose on each node,</w:t>
       </w:r>
     </w:p>
     <w:tbl>
@@ -8081,17 +8149,31 @@
           <w:b/>
           <w:bCs/>
         </w:rPr>
-        <w:t>5 (Condition: Within the Great Wall)</w:t>
-      </w:r>
-      <w:r>
-        <w:rPr>
-          <w:b/>
-          <w:bCs/>
-        </w:rPr>
-        <w:t>:</w:t>
-      </w:r>
-      <w:r>
-        <w:t xml:space="preserve"> Install the docker-compose</w:t>
+        <w:t xml:space="preserve">5 </w:t>
+      </w:r>
+      <w:r>
+        <w:t>(</w:t>
+      </w:r>
+      <w:r>
+        <w:rPr>
+          <w:u w:val="single"/>
+        </w:rPr>
+        <w:t>if w</w:t>
+      </w:r>
+      <w:r>
+        <w:rPr>
+          <w:u w:val="single"/>
+        </w:rPr>
+        <w:t>ithin the Great Wall</w:t>
+      </w:r>
+      <w:r>
+        <w:t xml:space="preserve">): </w:t>
+      </w:r>
+      <w:r>
+        <w:t xml:space="preserve">Install </w:t>
+      </w:r>
+      <w:r>
+        <w:t>Docker Compose on each node,</w:t>
       </w:r>
     </w:p>
     <w:tbl>
@@ -8359,17 +8441,46 @@
           <w:b/>
           <w:bCs/>
         </w:rPr>
-        <w:t>6 (Condition: Outside the Great Wall)</w:t>
-      </w:r>
-      <w:r>
-        <w:rPr>
-          <w:b/>
-          <w:bCs/>
-        </w:rPr>
-        <w:t>:</w:t>
-      </w:r>
-      <w:r>
-        <w:t xml:space="preserve"> Install the Golang,</w:t>
+        <w:t xml:space="preserve">6 </w:t>
+      </w:r>
+      <w:r>
+        <w:t>(</w:t>
+      </w:r>
+      <w:r>
+        <w:rPr>
+          <w:u w:val="single"/>
+        </w:rPr>
+        <w:t>if</w:t>
+      </w:r>
+      <w:r>
+        <w:rPr>
+          <w:u w:val="single"/>
+        </w:rPr>
+        <w:t xml:space="preserve"> </w:t>
+      </w:r>
+      <w:r>
+        <w:rPr>
+          <w:u w:val="single"/>
+        </w:rPr>
+        <w:t>o</w:t>
+      </w:r>
+      <w:r>
+        <w:rPr>
+          <w:u w:val="single"/>
+        </w:rPr>
+        <w:t>utside the Great Wall</w:t>
+      </w:r>
+      <w:r>
+        <w:t>):</w:t>
+      </w:r>
+      <w:r>
+        <w:t xml:space="preserve"> Install the Golang</w:t>
+      </w:r>
+      <w:r>
+        <w:t xml:space="preserve"> on each node</w:t>
+      </w:r>
+      <w:r>
+        <w:t>,</w:t>
       </w:r>
     </w:p>
     <w:tbl>
@@ -8618,17 +8729,34 @@
           <w:b/>
           <w:bCs/>
         </w:rPr>
-        <w:t>6 (Condition: Within the Great Wall)</w:t>
-      </w:r>
-      <w:r>
-        <w:rPr>
-          <w:b/>
-          <w:bCs/>
-        </w:rPr>
-        <w:t>:</w:t>
-      </w:r>
-      <w:r>
-        <w:t xml:space="preserve"> Install the Golang,</w:t>
+        <w:t xml:space="preserve">6 </w:t>
+      </w:r>
+      <w:r>
+        <w:t>(</w:t>
+      </w:r>
+      <w:r>
+        <w:rPr>
+          <w:u w:val="single"/>
+        </w:rPr>
+        <w:t>if w</w:t>
+      </w:r>
+      <w:r>
+        <w:rPr>
+          <w:u w:val="single"/>
+        </w:rPr>
+        <w:t>ithin the Great Wall</w:t>
+      </w:r>
+      <w:r>
+        <w:t xml:space="preserve">): </w:t>
+      </w:r>
+      <w:r>
+        <w:t>Install the Golang</w:t>
+      </w:r>
+      <w:r>
+        <w:t xml:space="preserve"> on each node</w:t>
+      </w:r>
+      <w:r>
+        <w:t>,</w:t>
       </w:r>
     </w:p>
     <w:tbl>
@@ -9027,7 +9155,13 @@
         <w:t>:</w:t>
       </w:r>
       <w:r>
-        <w:t xml:space="preserve"> Install the Nodejs,</w:t>
+        <w:t xml:space="preserve"> Install </w:t>
+      </w:r>
+      <w:r>
+        <w:t>Node.js on each node</w:t>
+      </w:r>
+      <w:r>
+        <w:t>,</w:t>
       </w:r>
     </w:p>
     <w:tbl>
@@ -9465,7 +9599,13 @@
         <w:t>:</w:t>
       </w:r>
       <w:r>
-        <w:t xml:space="preserve"> Install the NTP,</w:t>
+        <w:t xml:space="preserve"> Install the NTP</w:t>
+      </w:r>
+      <w:r>
+        <w:t xml:space="preserve"> on each node</w:t>
+      </w:r>
+      <w:r>
+        <w:t>,</w:t>
       </w:r>
     </w:p>
     <w:tbl>
@@ -9600,17 +9740,34 @@
           <w:b/>
           <w:bCs/>
         </w:rPr>
-        <w:t>1 (Condition: Outside the Great Wall)</w:t>
-      </w:r>
-      <w:r>
-        <w:rPr>
-          <w:b/>
-          <w:bCs/>
-        </w:rPr>
-        <w:t>:</w:t>
-      </w:r>
-      <w:r>
-        <w:t xml:space="preserve"> Install Fabric 2.2.0, including Fabric Samples,</w:t>
+        <w:t>1</w:t>
+      </w:r>
+      <w:r>
+        <w:t xml:space="preserve"> (</w:t>
+      </w:r>
+      <w:r>
+        <w:rPr>
+          <w:u w:val="single"/>
+        </w:rPr>
+        <w:t>if o</w:t>
+      </w:r>
+      <w:r>
+        <w:rPr>
+          <w:u w:val="single"/>
+        </w:rPr>
+        <w:t>utside the Great Wall</w:t>
+      </w:r>
+      <w:r>
+        <w:t xml:space="preserve">): </w:t>
+      </w:r>
+      <w:r>
+        <w:t>Install Fabric 2.2.0, including Fabric Samples</w:t>
+      </w:r>
+      <w:r>
+        <w:t xml:space="preserve"> on each node</w:t>
+      </w:r>
+      <w:r>
+        <w:t>,</w:t>
       </w:r>
     </w:p>
     <w:tbl>
@@ -9791,17 +9948,34 @@
           <w:b/>
           <w:bCs/>
         </w:rPr>
-        <w:t>1 (Condition: Within the Great Wall)</w:t>
-      </w:r>
-      <w:r>
-        <w:rPr>
-          <w:b/>
-          <w:bCs/>
-        </w:rPr>
-        <w:t>:</w:t>
-      </w:r>
-      <w:r>
-        <w:t xml:space="preserve"> Install Fabric 2.2.0, including Fabric Samples,</w:t>
+        <w:t>1</w:t>
+      </w:r>
+      <w:r>
+        <w:t xml:space="preserve"> (</w:t>
+      </w:r>
+      <w:r>
+        <w:rPr>
+          <w:u w:val="single"/>
+        </w:rPr>
+        <w:t>if w</w:t>
+      </w:r>
+      <w:r>
+        <w:rPr>
+          <w:u w:val="single"/>
+        </w:rPr>
+        <w:t>ithin the Great Wall</w:t>
+      </w:r>
+      <w:r>
+        <w:t>):</w:t>
+      </w:r>
+      <w:r>
+        <w:t xml:space="preserve"> Install Fabric 2.2.0, including Fabric Samples</w:t>
+      </w:r>
+      <w:r>
+        <w:t xml:space="preserve"> on each node</w:t>
+      </w:r>
+      <w:r>
+        <w:t>,</w:t>
       </w:r>
     </w:p>
     <w:tbl>
@@ -9971,11 +10145,9 @@
       <w:r>
         <w:t>()</w:t>
       </w:r>
-      <w:proofErr w:type="gramStart"/>
       <w:r>
         <w:t>”</w:t>
       </w:r>
-      <w:proofErr w:type="gramEnd"/>
       <w:r>
         <w:rPr>
           <w:rFonts w:hint="eastAsia"/>
@@ -10109,11 +10281,9 @@
       <w:r>
         <w:t>()</w:t>
       </w:r>
-      <w:proofErr w:type="gramStart"/>
       <w:r>
         <w:t>”</w:t>
       </w:r>
-      <w:proofErr w:type="gramEnd"/>
       <w:r>
         <w:rPr>
           <w:rFonts w:hint="eastAsia"/>
@@ -10203,7 +10373,13 @@
         <w:t>:</w:t>
       </w:r>
       <w:r>
-        <w:t xml:space="preserve"> Install docker images and fabric-samples,</w:t>
+        <w:t xml:space="preserve"> Install docker images and fabric-samples</w:t>
+      </w:r>
+      <w:r>
+        <w:t xml:space="preserve"> on each node</w:t>
+      </w:r>
+      <w:r>
+        <w:t>,</w:t>
       </w:r>
     </w:p>
     <w:tbl>
@@ -10701,17 +10877,34 @@
           <w:b/>
           <w:bCs/>
         </w:rPr>
-        <w:t>1 (Outside the Great Wall)</w:t>
-      </w:r>
-      <w:r>
-        <w:rPr>
-          <w:b/>
-          <w:bCs/>
-        </w:rPr>
-        <w:t>:</w:t>
-      </w:r>
-      <w:r>
-        <w:t xml:space="preserve"> Run test network, </w:t>
+        <w:t xml:space="preserve">1 </w:t>
+      </w:r>
+      <w:r>
+        <w:t>(</w:t>
+      </w:r>
+      <w:r>
+        <w:rPr>
+          <w:u w:val="single"/>
+        </w:rPr>
+        <w:t>if o</w:t>
+      </w:r>
+      <w:r>
+        <w:rPr>
+          <w:u w:val="single"/>
+        </w:rPr>
+        <w:t>utside the Great Wall</w:t>
+      </w:r>
+      <w:r>
+        <w:t>):</w:t>
+      </w:r>
+      <w:r>
+        <w:t xml:space="preserve"> Run test network</w:t>
+      </w:r>
+      <w:r>
+        <w:t xml:space="preserve"> on each node</w:t>
+      </w:r>
+      <w:r>
+        <w:t xml:space="preserve">, </w:t>
       </w:r>
     </w:p>
     <w:tbl>
@@ -10828,25 +11021,25 @@
         <w:rPr>
           <w:rFonts w:ascii="Times New Roman" w:hAnsi="Times New Roman" w:cs="Times New Roman"/>
         </w:rPr>
-        <w:t>S</w:t>
+        <w:t>The success</w:t>
       </w:r>
       <w:r>
         <w:rPr>
           <w:rFonts w:ascii="Times New Roman" w:hAnsi="Times New Roman" w:cs="Times New Roman"/>
         </w:rPr>
-        <w:t>ucce</w:t>
-      </w:r>
-      <w:r>
-        <w:rPr>
-          <w:rFonts w:ascii="Times New Roman" w:hAnsi="Times New Roman" w:cs="Times New Roman" w:hint="eastAsia"/>
-        </w:rPr>
-        <w:t>ed</w:t>
+        <w:t xml:space="preserve"> information </w:t>
       </w:r>
       <w:r>
         <w:rPr>
           <w:rFonts w:ascii="Times New Roman" w:hAnsi="Times New Roman" w:cs="Times New Roman"/>
         </w:rPr>
-        <w:t xml:space="preserve"> information as follows,</w:t>
+        <w:t xml:space="preserve">is </w:t>
+      </w:r>
+      <w:r>
+        <w:rPr>
+          <w:rFonts w:ascii="Times New Roman" w:hAnsi="Times New Roman" w:cs="Times New Roman"/>
+        </w:rPr>
+        <w:t>as follows,</w:t>
       </w:r>
     </w:p>
     <w:p>
@@ -10933,17 +11126,34 @@
           <w:b/>
           <w:bCs/>
         </w:rPr>
-        <w:t>1 (Within the Great Wall)</w:t>
-      </w:r>
-      <w:r>
-        <w:rPr>
-          <w:b/>
-          <w:bCs/>
-        </w:rPr>
-        <w:t>:</w:t>
-      </w:r>
-      <w:r>
-        <w:t xml:space="preserve"> Run test network, </w:t>
+        <w:t xml:space="preserve">1 </w:t>
+      </w:r>
+      <w:r>
+        <w:t>(</w:t>
+      </w:r>
+      <w:r>
+        <w:rPr>
+          <w:u w:val="single"/>
+        </w:rPr>
+        <w:t>if w</w:t>
+      </w:r>
+      <w:r>
+        <w:rPr>
+          <w:u w:val="single"/>
+        </w:rPr>
+        <w:t>ithin the Great Wall</w:t>
+      </w:r>
+      <w:r>
+        <w:t xml:space="preserve">): </w:t>
+      </w:r>
+      <w:r>
+        <w:t>Run test network</w:t>
+      </w:r>
+      <w:r>
+        <w:t xml:space="preserve"> on each node</w:t>
+      </w:r>
+      <w:r>
+        <w:t xml:space="preserve">, </w:t>
       </w:r>
     </w:p>
     <w:p>
@@ -20017,6 +20227,67 @@
                 <w:rFonts w:ascii="Times New Roman" w:hAnsi="Times New Roman" w:cs="Times New Roman"/>
               </w:rPr>
             </w:pPr>
+            <w:r>
+              <w:rPr>
+                <w:rFonts w:ascii="Times New Roman" w:hAnsi="Times New Roman" w:cs="Times New Roman" w:hint="eastAsia"/>
+              </w:rPr>
+              <w:t>$</w:t>
+            </w:r>
+            <w:r>
+              <w:rPr>
+                <w:rFonts w:ascii="Times New Roman" w:hAnsi="Times New Roman" w:cs="Times New Roman"/>
+              </w:rPr>
+              <w:t xml:space="preserve"> </w:t>
+            </w:r>
+            <w:proofErr w:type="spellStart"/>
+            <w:r>
+              <w:rPr>
+                <w:rFonts w:ascii="Times New Roman" w:hAnsi="Times New Roman" w:cs="Times New Roman"/>
+              </w:rPr>
+              <w:t>wget</w:t>
+            </w:r>
+            <w:proofErr w:type="spellEnd"/>
+            <w:r>
+              <w:rPr>
+                <w:rFonts w:ascii="Times New Roman" w:hAnsi="Times New Roman" w:cs="Times New Roman"/>
+              </w:rPr>
+              <w:t xml:space="preserve"> </w:t>
+            </w:r>
+            <w:hyperlink r:id="rId61" w:history="1">
+              <w:r>
+                <w:rPr>
+                  <w:rStyle w:val="a7"/>
+                  <w:rFonts w:ascii="Times New Roman" w:hAnsi="Times New Roman" w:cs="Times New Roman"/>
+                </w:rPr>
+                <w:t>https://gitee.com/joe32065/fabric_2_2/releases/download/fabric-v2.2.0/node_modules.zip</w:t>
+              </w:r>
+            </w:hyperlink>
+          </w:p>
+          <w:p>
+            <w:pPr>
+              <w:rPr>
+                <w:rFonts w:ascii="Times New Roman" w:hAnsi="Times New Roman" w:cs="Times New Roman" w:hint="eastAsia"/>
+              </w:rPr>
+            </w:pPr>
+            <w:r>
+              <w:rPr>
+                <w:rFonts w:ascii="Times New Roman" w:hAnsi="Times New Roman" w:cs="Times New Roman"/>
+              </w:rPr>
+              <w:t xml:space="preserve">$ unzip </w:t>
+            </w:r>
+            <w:r>
+              <w:rPr>
+                <w:rFonts w:ascii="Times New Roman" w:hAnsi="Times New Roman" w:cs="Times New Roman"/>
+              </w:rPr>
+              <w:t>node_modules.zip</w:t>
+            </w:r>
+          </w:p>
+          <w:p>
+            <w:pPr>
+              <w:rPr>
+                <w:rFonts w:ascii="Times New Roman" w:hAnsi="Times New Roman" w:cs="Times New Roman"/>
+              </w:rPr>
+            </w:pPr>
           </w:p>
           <w:p>
             <w:pPr>
@@ -20224,7 +20495,7 @@
               </w:rPr>
               <w:t xml:space="preserve"> </w:t>
             </w:r>
-            <w:hyperlink r:id="rId61" w:anchor="file-scp-sh" w:history="1">
+            <w:hyperlink r:id="rId62" w:anchor="file-scp-sh" w:history="1">
               <w:r>
                 <w:rPr>
                   <w:rStyle w:val="a7"/>
@@ -20396,7 +20667,7 @@
               </w:rPr>
               <w:t>/</w:t>
             </w:r>
-            <w:hyperlink r:id="rId62" w:anchor="file-orderer1-sh" w:history="1">
+            <w:hyperlink r:id="rId63" w:anchor="file-orderer1-sh" w:history="1">
               <w:r>
                 <w:rPr>
                   <w:rStyle w:val="a7"/>
@@ -20431,95 +20702,6 @@
                   <wp:extent cx="5943600" cy="201930"/>
                   <wp:effectExtent l="0" t="0" r="0" b="7620"/>
                   <wp:docPr id="23" name="图片 23"/>
-                  <wp:cNvGraphicFramePr>
-                    <a:graphicFrameLocks xmlns:a="http://schemas.openxmlformats.org/drawingml/2006/main" noChangeAspect="1"/>
-                  </wp:cNvGraphicFramePr>
-                  <a:graphic xmlns:a="http://schemas.openxmlformats.org/drawingml/2006/main">
-                    <a:graphicData uri="http://schemas.openxmlformats.org/drawingml/2006/picture">
-                      <pic:pic xmlns:pic="http://schemas.openxmlformats.org/drawingml/2006/picture">
-                        <pic:nvPicPr>
-                          <pic:cNvPr id="1" name=""/>
-                          <pic:cNvPicPr/>
-                        </pic:nvPicPr>
-                        <pic:blipFill>
-                          <a:blip r:embed="rId63"/>
-                          <a:stretch>
-                            <a:fillRect/>
-                          </a:stretch>
-                        </pic:blipFill>
-                        <pic:spPr>
-                          <a:xfrm>
-                            <a:off x="0" y="0"/>
-                            <a:ext cx="5943600" cy="201930"/>
-                          </a:xfrm>
-                          <a:prstGeom prst="rect">
-                            <a:avLst/>
-                          </a:prstGeom>
-                        </pic:spPr>
-                      </pic:pic>
-                    </a:graphicData>
-                  </a:graphic>
-                </wp:inline>
-              </w:drawing>
-            </w:r>
-          </w:p>
-          <w:p>
-            <w:pPr>
-              <w:rPr>
-                <w:rFonts w:ascii="Times New Roman" w:hAnsi="Times New Roman" w:cs="Times New Roman"/>
-              </w:rPr>
-            </w:pPr>
-          </w:p>
-          <w:p>
-            <w:pPr>
-              <w:rPr>
-                <w:rFonts w:ascii="Times New Roman" w:hAnsi="Times New Roman" w:cs="Times New Roman"/>
-              </w:rPr>
-            </w:pPr>
-            <w:r>
-              <w:rPr>
-                <w:rFonts w:ascii="Times New Roman" w:hAnsi="Times New Roman" w:cs="Times New Roman" w:hint="eastAsia"/>
-              </w:rPr>
-              <w:t>$</w:t>
-            </w:r>
-            <w:r>
-              <w:rPr>
-                <w:rFonts w:ascii="Times New Roman" w:hAnsi="Times New Roman" w:cs="Times New Roman"/>
-              </w:rPr>
-              <w:t xml:space="preserve"> docker </w:t>
-            </w:r>
-            <w:proofErr w:type="spellStart"/>
-            <w:r>
-              <w:rPr>
-                <w:rFonts w:ascii="Times New Roman" w:hAnsi="Times New Roman" w:cs="Times New Roman"/>
-              </w:rPr>
-              <w:t>ps</w:t>
-            </w:r>
-            <w:proofErr w:type="spellEnd"/>
-          </w:p>
-          <w:p>
-            <w:pPr>
-              <w:rPr>
-                <w:rFonts w:ascii="Times New Roman" w:hAnsi="Times New Roman" w:cs="Times New Roman"/>
-              </w:rPr>
-            </w:pPr>
-          </w:p>
-          <w:p>
-            <w:pPr>
-              <w:rPr>
-                <w:rFonts w:ascii="Times New Roman" w:hAnsi="Times New Roman" w:cs="Times New Roman"/>
-              </w:rPr>
-            </w:pPr>
-            <w:r>
-              <w:rPr>
-                <w:rFonts w:ascii="Times New Roman" w:hAnsi="Times New Roman" w:cs="Times New Roman"/>
-                <w:noProof/>
-              </w:rPr>
-              <w:drawing>
-                <wp:inline distT="0" distB="0" distL="0" distR="0" wp14:anchorId="273D9800" wp14:editId="00FCF9A4">
-                  <wp:extent cx="5943600" cy="198755"/>
-                  <wp:effectExtent l="0" t="0" r="0" b="0"/>
-                  <wp:docPr id="8" name="图片 8"/>
                   <wp:cNvGraphicFramePr>
                     <a:graphicFrameLocks xmlns:a="http://schemas.openxmlformats.org/drawingml/2006/main" noChangeAspect="1"/>
                   </wp:cNvGraphicFramePr>
@@ -20539,6 +20721,95 @@
                         <pic:spPr>
                           <a:xfrm>
                             <a:off x="0" y="0"/>
+                            <a:ext cx="5943600" cy="201930"/>
+                          </a:xfrm>
+                          <a:prstGeom prst="rect">
+                            <a:avLst/>
+                          </a:prstGeom>
+                        </pic:spPr>
+                      </pic:pic>
+                    </a:graphicData>
+                  </a:graphic>
+                </wp:inline>
+              </w:drawing>
+            </w:r>
+          </w:p>
+          <w:p>
+            <w:pPr>
+              <w:rPr>
+                <w:rFonts w:ascii="Times New Roman" w:hAnsi="Times New Roman" w:cs="Times New Roman"/>
+              </w:rPr>
+            </w:pPr>
+          </w:p>
+          <w:p>
+            <w:pPr>
+              <w:rPr>
+                <w:rFonts w:ascii="Times New Roman" w:hAnsi="Times New Roman" w:cs="Times New Roman"/>
+              </w:rPr>
+            </w:pPr>
+            <w:r>
+              <w:rPr>
+                <w:rFonts w:ascii="Times New Roman" w:hAnsi="Times New Roman" w:cs="Times New Roman" w:hint="eastAsia"/>
+              </w:rPr>
+              <w:t>$</w:t>
+            </w:r>
+            <w:r>
+              <w:rPr>
+                <w:rFonts w:ascii="Times New Roman" w:hAnsi="Times New Roman" w:cs="Times New Roman"/>
+              </w:rPr>
+              <w:t xml:space="preserve"> docker </w:t>
+            </w:r>
+            <w:proofErr w:type="spellStart"/>
+            <w:r>
+              <w:rPr>
+                <w:rFonts w:ascii="Times New Roman" w:hAnsi="Times New Roman" w:cs="Times New Roman"/>
+              </w:rPr>
+              <w:t>ps</w:t>
+            </w:r>
+            <w:proofErr w:type="spellEnd"/>
+          </w:p>
+          <w:p>
+            <w:pPr>
+              <w:rPr>
+                <w:rFonts w:ascii="Times New Roman" w:hAnsi="Times New Roman" w:cs="Times New Roman"/>
+              </w:rPr>
+            </w:pPr>
+          </w:p>
+          <w:p>
+            <w:pPr>
+              <w:rPr>
+                <w:rFonts w:ascii="Times New Roman" w:hAnsi="Times New Roman" w:cs="Times New Roman"/>
+              </w:rPr>
+            </w:pPr>
+            <w:r>
+              <w:rPr>
+                <w:rFonts w:ascii="Times New Roman" w:hAnsi="Times New Roman" w:cs="Times New Roman"/>
+                <w:noProof/>
+              </w:rPr>
+              <w:drawing>
+                <wp:inline distT="0" distB="0" distL="0" distR="0" wp14:anchorId="273D9800" wp14:editId="00FCF9A4">
+                  <wp:extent cx="5943600" cy="198755"/>
+                  <wp:effectExtent l="0" t="0" r="0" b="0"/>
+                  <wp:docPr id="8" name="图片 8"/>
+                  <wp:cNvGraphicFramePr>
+                    <a:graphicFrameLocks xmlns:a="http://schemas.openxmlformats.org/drawingml/2006/main" noChangeAspect="1"/>
+                  </wp:cNvGraphicFramePr>
+                  <a:graphic xmlns:a="http://schemas.openxmlformats.org/drawingml/2006/main">
+                    <a:graphicData uri="http://schemas.openxmlformats.org/drawingml/2006/picture">
+                      <pic:pic xmlns:pic="http://schemas.openxmlformats.org/drawingml/2006/picture">
+                        <pic:nvPicPr>
+                          <pic:cNvPr id="1" name=""/>
+                          <pic:cNvPicPr/>
+                        </pic:nvPicPr>
+                        <pic:blipFill>
+                          <a:blip r:embed="rId65"/>
+                          <a:stretch>
+                            <a:fillRect/>
+                          </a:stretch>
+                        </pic:blipFill>
+                        <pic:spPr>
+                          <a:xfrm>
+                            <a:off x="0" y="0"/>
                             <a:ext cx="5943600" cy="198755"/>
                           </a:xfrm>
                           <a:prstGeom prst="rect">
@@ -20686,7 +20957,7 @@
               </w:rPr>
               <w:t>/</w:t>
             </w:r>
-            <w:hyperlink r:id="rId65" w:anchor="file-peer1-sh" w:history="1">
+            <w:hyperlink r:id="rId66" w:anchor="file-peer1-sh" w:history="1">
               <w:r>
                 <w:rPr>
                   <w:rStyle w:val="a7"/>
@@ -20725,88 +20996,6 @@
                   <wp:extent cx="5943600" cy="195580"/>
                   <wp:effectExtent l="0" t="0" r="0" b="0"/>
                   <wp:docPr id="24" name="图片 24"/>
-                  <wp:cNvGraphicFramePr>
-                    <a:graphicFrameLocks xmlns:a="http://schemas.openxmlformats.org/drawingml/2006/main" noChangeAspect="1"/>
-                  </wp:cNvGraphicFramePr>
-                  <a:graphic xmlns:a="http://schemas.openxmlformats.org/drawingml/2006/main">
-                    <a:graphicData uri="http://schemas.openxmlformats.org/drawingml/2006/picture">
-                      <pic:pic xmlns:pic="http://schemas.openxmlformats.org/drawingml/2006/picture">
-                        <pic:nvPicPr>
-                          <pic:cNvPr id="1" name=""/>
-                          <pic:cNvPicPr/>
-                        </pic:nvPicPr>
-                        <pic:blipFill>
-                          <a:blip r:embed="rId66"/>
-                          <a:stretch>
-                            <a:fillRect/>
-                          </a:stretch>
-                        </pic:blipFill>
-                        <pic:spPr>
-                          <a:xfrm>
-                            <a:off x="0" y="0"/>
-                            <a:ext cx="5943600" cy="195580"/>
-                          </a:xfrm>
-                          <a:prstGeom prst="rect">
-                            <a:avLst/>
-                          </a:prstGeom>
-                        </pic:spPr>
-                      </pic:pic>
-                    </a:graphicData>
-                  </a:graphic>
-                </wp:inline>
-              </w:drawing>
-            </w:r>
-          </w:p>
-          <w:p>
-            <w:pPr>
-              <w:rPr>
-                <w:rFonts w:ascii="Times New Roman" w:hAnsi="Times New Roman" w:cs="Times New Roman"/>
-              </w:rPr>
-            </w:pPr>
-          </w:p>
-          <w:p>
-            <w:pPr>
-              <w:rPr>
-                <w:rFonts w:ascii="Times New Roman" w:hAnsi="Times New Roman" w:cs="Times New Roman"/>
-              </w:rPr>
-            </w:pPr>
-            <w:r>
-              <w:rPr>
-                <w:rFonts w:ascii="Times New Roman" w:hAnsi="Times New Roman" w:cs="Times New Roman" w:hint="eastAsia"/>
-              </w:rPr>
-              <w:t>$</w:t>
-            </w:r>
-            <w:r>
-              <w:rPr>
-                <w:rFonts w:ascii="Times New Roman" w:hAnsi="Times New Roman" w:cs="Times New Roman"/>
-              </w:rPr>
-              <w:t xml:space="preserve"> docker </w:t>
-            </w:r>
-            <w:proofErr w:type="spellStart"/>
-            <w:r>
-              <w:rPr>
-                <w:rFonts w:ascii="Times New Roman" w:hAnsi="Times New Roman" w:cs="Times New Roman"/>
-              </w:rPr>
-              <w:t>ps</w:t>
-            </w:r>
-            <w:proofErr w:type="spellEnd"/>
-          </w:p>
-          <w:p>
-            <w:pPr>
-              <w:rPr>
-                <w:rFonts w:ascii="Times New Roman" w:hAnsi="Times New Roman" w:cs="Times New Roman"/>
-              </w:rPr>
-            </w:pPr>
-            <w:r>
-              <w:rPr>
-                <w:rFonts w:ascii="Times New Roman" w:hAnsi="Times New Roman" w:cs="Times New Roman"/>
-                <w:noProof/>
-              </w:rPr>
-              <w:drawing>
-                <wp:inline distT="0" distB="0" distL="0" distR="0" wp14:anchorId="1CD046D2" wp14:editId="7D39A394">
-                  <wp:extent cx="5943600" cy="217805"/>
-                  <wp:effectExtent l="0" t="0" r="0" b="0"/>
-                  <wp:docPr id="25" name="图片 25"/>
                   <wp:cNvGraphicFramePr>
                     <a:graphicFrameLocks xmlns:a="http://schemas.openxmlformats.org/drawingml/2006/main" noChangeAspect="1"/>
                   </wp:cNvGraphicFramePr>
@@ -20826,6 +21015,88 @@
                         <pic:spPr>
                           <a:xfrm>
                             <a:off x="0" y="0"/>
+                            <a:ext cx="5943600" cy="195580"/>
+                          </a:xfrm>
+                          <a:prstGeom prst="rect">
+                            <a:avLst/>
+                          </a:prstGeom>
+                        </pic:spPr>
+                      </pic:pic>
+                    </a:graphicData>
+                  </a:graphic>
+                </wp:inline>
+              </w:drawing>
+            </w:r>
+          </w:p>
+          <w:p>
+            <w:pPr>
+              <w:rPr>
+                <w:rFonts w:ascii="Times New Roman" w:hAnsi="Times New Roman" w:cs="Times New Roman"/>
+              </w:rPr>
+            </w:pPr>
+          </w:p>
+          <w:p>
+            <w:pPr>
+              <w:rPr>
+                <w:rFonts w:ascii="Times New Roman" w:hAnsi="Times New Roman" w:cs="Times New Roman"/>
+              </w:rPr>
+            </w:pPr>
+            <w:r>
+              <w:rPr>
+                <w:rFonts w:ascii="Times New Roman" w:hAnsi="Times New Roman" w:cs="Times New Roman" w:hint="eastAsia"/>
+              </w:rPr>
+              <w:t>$</w:t>
+            </w:r>
+            <w:r>
+              <w:rPr>
+                <w:rFonts w:ascii="Times New Roman" w:hAnsi="Times New Roman" w:cs="Times New Roman"/>
+              </w:rPr>
+              <w:t xml:space="preserve"> docker </w:t>
+            </w:r>
+            <w:proofErr w:type="spellStart"/>
+            <w:r>
+              <w:rPr>
+                <w:rFonts w:ascii="Times New Roman" w:hAnsi="Times New Roman" w:cs="Times New Roman"/>
+              </w:rPr>
+              <w:t>ps</w:t>
+            </w:r>
+            <w:proofErr w:type="spellEnd"/>
+          </w:p>
+          <w:p>
+            <w:pPr>
+              <w:rPr>
+                <w:rFonts w:ascii="Times New Roman" w:hAnsi="Times New Roman" w:cs="Times New Roman"/>
+              </w:rPr>
+            </w:pPr>
+            <w:r>
+              <w:rPr>
+                <w:rFonts w:ascii="Times New Roman" w:hAnsi="Times New Roman" w:cs="Times New Roman"/>
+                <w:noProof/>
+              </w:rPr>
+              <w:drawing>
+                <wp:inline distT="0" distB="0" distL="0" distR="0" wp14:anchorId="1CD046D2" wp14:editId="7D39A394">
+                  <wp:extent cx="5943600" cy="217805"/>
+                  <wp:effectExtent l="0" t="0" r="0" b="0"/>
+                  <wp:docPr id="25" name="图片 25"/>
+                  <wp:cNvGraphicFramePr>
+                    <a:graphicFrameLocks xmlns:a="http://schemas.openxmlformats.org/drawingml/2006/main" noChangeAspect="1"/>
+                  </wp:cNvGraphicFramePr>
+                  <a:graphic xmlns:a="http://schemas.openxmlformats.org/drawingml/2006/main">
+                    <a:graphicData uri="http://schemas.openxmlformats.org/drawingml/2006/picture">
+                      <pic:pic xmlns:pic="http://schemas.openxmlformats.org/drawingml/2006/picture">
+                        <pic:nvPicPr>
+                          <pic:cNvPr id="1" name=""/>
+                          <pic:cNvPicPr/>
+                        </pic:nvPicPr>
+                        <pic:blipFill>
+                          <a:blip r:embed="rId68"/>
+                          <a:stretch>
+                            <a:fillRect/>
+                          </a:stretch>
+                        </pic:blipFill>
+                        <pic:spPr>
+                          <a:xfrm>
+                            <a:off x="0" y="0"/>
                             <a:ext cx="5943600" cy="217805"/>
                           </a:xfrm>
                           <a:prstGeom prst="rect">
@@ -20973,7 +21244,7 @@
               </w:rPr>
               <w:t>/</w:t>
             </w:r>
-            <w:hyperlink r:id="rId68" w:anchor="file-peer2-sh" w:history="1">
+            <w:hyperlink r:id="rId69" w:anchor="file-peer2-sh" w:history="1">
               <w:r>
                 <w:rPr>
                   <w:rStyle w:val="a7"/>
@@ -21008,95 +21279,6 @@
                   <wp:extent cx="5943600" cy="189230"/>
                   <wp:effectExtent l="0" t="0" r="0" b="1270"/>
                   <wp:docPr id="26" name="图片 26"/>
-                  <wp:cNvGraphicFramePr>
-                    <a:graphicFrameLocks xmlns:a="http://schemas.openxmlformats.org/drawingml/2006/main" noChangeAspect="1"/>
-                  </wp:cNvGraphicFramePr>
-                  <a:graphic xmlns:a="http://schemas.openxmlformats.org/drawingml/2006/main">
-                    <a:graphicData uri="http://schemas.openxmlformats.org/drawingml/2006/picture">
-                      <pic:pic xmlns:pic="http://schemas.openxmlformats.org/drawingml/2006/picture">
-                        <pic:nvPicPr>
-                          <pic:cNvPr id="1" name=""/>
-                          <pic:cNvPicPr/>
-                        </pic:nvPicPr>
-                        <pic:blipFill>
-                          <a:blip r:embed="rId69"/>
-                          <a:stretch>
-                            <a:fillRect/>
-                          </a:stretch>
-                        </pic:blipFill>
-                        <pic:spPr>
-                          <a:xfrm>
-                            <a:off x="0" y="0"/>
-                            <a:ext cx="5943600" cy="189230"/>
-                          </a:xfrm>
-                          <a:prstGeom prst="rect">
-                            <a:avLst/>
-                          </a:prstGeom>
-                        </pic:spPr>
-                      </pic:pic>
-                    </a:graphicData>
-                  </a:graphic>
-                </wp:inline>
-              </w:drawing>
-            </w:r>
-          </w:p>
-          <w:p>
-            <w:pPr>
-              <w:rPr>
-                <w:rFonts w:ascii="Times New Roman" w:hAnsi="Times New Roman" w:cs="Times New Roman"/>
-              </w:rPr>
-            </w:pPr>
-          </w:p>
-          <w:p>
-            <w:pPr>
-              <w:rPr>
-                <w:rFonts w:ascii="Times New Roman" w:hAnsi="Times New Roman" w:cs="Times New Roman"/>
-              </w:rPr>
-            </w:pPr>
-            <w:r>
-              <w:rPr>
-                <w:rFonts w:ascii="Times New Roman" w:hAnsi="Times New Roman" w:cs="Times New Roman" w:hint="eastAsia"/>
-              </w:rPr>
-              <w:t>$</w:t>
-            </w:r>
-            <w:r>
-              <w:rPr>
-                <w:rFonts w:ascii="Times New Roman" w:hAnsi="Times New Roman" w:cs="Times New Roman"/>
-              </w:rPr>
-              <w:t xml:space="preserve"> docker </w:t>
-            </w:r>
-            <w:proofErr w:type="spellStart"/>
-            <w:r>
-              <w:rPr>
-                <w:rFonts w:ascii="Times New Roman" w:hAnsi="Times New Roman" w:cs="Times New Roman"/>
-              </w:rPr>
-              <w:t>ps</w:t>
-            </w:r>
-            <w:proofErr w:type="spellEnd"/>
-          </w:p>
-          <w:p>
-            <w:pPr>
-              <w:rPr>
-                <w:rFonts w:ascii="Times New Roman" w:hAnsi="Times New Roman" w:cs="Times New Roman"/>
-              </w:rPr>
-            </w:pPr>
-          </w:p>
-          <w:p>
-            <w:pPr>
-              <w:rPr>
-                <w:rFonts w:ascii="Times New Roman" w:hAnsi="Times New Roman" w:cs="Times New Roman"/>
-              </w:rPr>
-            </w:pPr>
-            <w:r>
-              <w:rPr>
-                <w:rFonts w:ascii="Times New Roman" w:hAnsi="Times New Roman" w:cs="Times New Roman"/>
-                <w:noProof/>
-              </w:rPr>
-              <w:drawing>
-                <wp:inline distT="0" distB="0" distL="0" distR="0" wp14:anchorId="45CBBDF4" wp14:editId="34430AF0">
-                  <wp:extent cx="5943600" cy="212090"/>
-                  <wp:effectExtent l="0" t="0" r="0" b="0"/>
-                  <wp:docPr id="34" name="图片 34"/>
                   <wp:cNvGraphicFramePr>
                     <a:graphicFrameLocks xmlns:a="http://schemas.openxmlformats.org/drawingml/2006/main" noChangeAspect="1"/>
                   </wp:cNvGraphicFramePr>
@@ -21116,6 +21298,95 @@
                         <pic:spPr>
                           <a:xfrm>
                             <a:off x="0" y="0"/>
+                            <a:ext cx="5943600" cy="189230"/>
+                          </a:xfrm>
+                          <a:prstGeom prst="rect">
+                            <a:avLst/>
+                          </a:prstGeom>
+                        </pic:spPr>
+                      </pic:pic>
+                    </a:graphicData>
+                  </a:graphic>
+                </wp:inline>
+              </w:drawing>
+            </w:r>
+          </w:p>
+          <w:p>
+            <w:pPr>
+              <w:rPr>
+                <w:rFonts w:ascii="Times New Roman" w:hAnsi="Times New Roman" w:cs="Times New Roman"/>
+              </w:rPr>
+            </w:pPr>
+          </w:p>
+          <w:p>
+            <w:pPr>
+              <w:rPr>
+                <w:rFonts w:ascii="Times New Roman" w:hAnsi="Times New Roman" w:cs="Times New Roman"/>
+              </w:rPr>
+            </w:pPr>
+            <w:r>
+              <w:rPr>
+                <w:rFonts w:ascii="Times New Roman" w:hAnsi="Times New Roman" w:cs="Times New Roman" w:hint="eastAsia"/>
+              </w:rPr>
+              <w:t>$</w:t>
+            </w:r>
+            <w:r>
+              <w:rPr>
+                <w:rFonts w:ascii="Times New Roman" w:hAnsi="Times New Roman" w:cs="Times New Roman"/>
+              </w:rPr>
+              <w:t xml:space="preserve"> docker </w:t>
+            </w:r>
+            <w:proofErr w:type="spellStart"/>
+            <w:r>
+              <w:rPr>
+                <w:rFonts w:ascii="Times New Roman" w:hAnsi="Times New Roman" w:cs="Times New Roman"/>
+              </w:rPr>
+              <w:t>ps</w:t>
+            </w:r>
+            <w:proofErr w:type="spellEnd"/>
+          </w:p>
+          <w:p>
+            <w:pPr>
+              <w:rPr>
+                <w:rFonts w:ascii="Times New Roman" w:hAnsi="Times New Roman" w:cs="Times New Roman" w:hint="eastAsia"/>
+              </w:rPr>
+            </w:pPr>
+          </w:p>
+          <w:p>
+            <w:pPr>
+              <w:rPr>
+                <w:rFonts w:ascii="Times New Roman" w:hAnsi="Times New Roman" w:cs="Times New Roman"/>
+              </w:rPr>
+            </w:pPr>
+            <w:r>
+              <w:rPr>
+                <w:rFonts w:ascii="Times New Roman" w:hAnsi="Times New Roman" w:cs="Times New Roman"/>
+                <w:noProof/>
+              </w:rPr>
+              <w:drawing>
+                <wp:inline distT="0" distB="0" distL="0" distR="0" wp14:anchorId="45CBBDF4" wp14:editId="34430AF0">
+                  <wp:extent cx="5943600" cy="212090"/>
+                  <wp:effectExtent l="0" t="0" r="0" b="0"/>
+                  <wp:docPr id="34" name="图片 34"/>
+                  <wp:cNvGraphicFramePr>
+                    <a:graphicFrameLocks xmlns:a="http://schemas.openxmlformats.org/drawingml/2006/main" noChangeAspect="1"/>
+                  </wp:cNvGraphicFramePr>
+                  <a:graphic xmlns:a="http://schemas.openxmlformats.org/drawingml/2006/main">
+                    <a:graphicData uri="http://schemas.openxmlformats.org/drawingml/2006/picture">
+                      <pic:pic xmlns:pic="http://schemas.openxmlformats.org/drawingml/2006/picture">
+                        <pic:nvPicPr>
+                          <pic:cNvPr id="1" name=""/>
+                          <pic:cNvPicPr/>
+                        </pic:nvPicPr>
+                        <pic:blipFill>
+                          <a:blip r:embed="rId71"/>
+                          <a:stretch>
+                            <a:fillRect/>
+                          </a:stretch>
+                        </pic:blipFill>
+                        <pic:spPr>
+                          <a:xfrm>
+                            <a:off x="0" y="0"/>
                             <a:ext cx="5943600" cy="212090"/>
                           </a:xfrm>
                           <a:prstGeom prst="rect">
@@ -21256,7 +21527,7 @@
               </w:rPr>
               <w:t>/</w:t>
             </w:r>
-            <w:hyperlink r:id="rId71" w:anchor="file-cli-sh" w:history="1">
+            <w:hyperlink r:id="rId72" w:anchor="file-cli-sh" w:history="1">
               <w:r>
                 <w:rPr>
                   <w:rStyle w:val="a7"/>
@@ -21291,95 +21562,6 @@
                   <wp:extent cx="5943600" cy="130810"/>
                   <wp:effectExtent l="0" t="0" r="0" b="2540"/>
                   <wp:docPr id="35" name="图片 35"/>
-                  <wp:cNvGraphicFramePr>
-                    <a:graphicFrameLocks xmlns:a="http://schemas.openxmlformats.org/drawingml/2006/main" noChangeAspect="1"/>
-                  </wp:cNvGraphicFramePr>
-                  <a:graphic xmlns:a="http://schemas.openxmlformats.org/drawingml/2006/main">
-                    <a:graphicData uri="http://schemas.openxmlformats.org/drawingml/2006/picture">
-                      <pic:pic xmlns:pic="http://schemas.openxmlformats.org/drawingml/2006/picture">
-                        <pic:nvPicPr>
-                          <pic:cNvPr id="1" name=""/>
-                          <pic:cNvPicPr/>
-                        </pic:nvPicPr>
-                        <pic:blipFill>
-                          <a:blip r:embed="rId72"/>
-                          <a:stretch>
-                            <a:fillRect/>
-                          </a:stretch>
-                        </pic:blipFill>
-                        <pic:spPr>
-                          <a:xfrm>
-                            <a:off x="0" y="0"/>
-                            <a:ext cx="5943600" cy="130810"/>
-                          </a:xfrm>
-                          <a:prstGeom prst="rect">
-                            <a:avLst/>
-                          </a:prstGeom>
-                        </pic:spPr>
-                      </pic:pic>
-                    </a:graphicData>
-                  </a:graphic>
-                </wp:inline>
-              </w:drawing>
-            </w:r>
-          </w:p>
-          <w:p>
-            <w:pPr>
-              <w:rPr>
-                <w:rFonts w:ascii="Times New Roman" w:hAnsi="Times New Roman" w:cs="Times New Roman"/>
-              </w:rPr>
-            </w:pPr>
-          </w:p>
-          <w:p>
-            <w:pPr>
-              <w:rPr>
-                <w:rFonts w:ascii="Times New Roman" w:hAnsi="Times New Roman" w:cs="Times New Roman"/>
-              </w:rPr>
-            </w:pPr>
-            <w:r>
-              <w:rPr>
-                <w:rFonts w:ascii="Times New Roman" w:hAnsi="Times New Roman" w:cs="Times New Roman" w:hint="eastAsia"/>
-              </w:rPr>
-              <w:t>$</w:t>
-            </w:r>
-            <w:r>
-              <w:rPr>
-                <w:rFonts w:ascii="Times New Roman" w:hAnsi="Times New Roman" w:cs="Times New Roman"/>
-              </w:rPr>
-              <w:t xml:space="preserve"> docker </w:t>
-            </w:r>
-            <w:proofErr w:type="spellStart"/>
-            <w:r>
-              <w:rPr>
-                <w:rFonts w:ascii="Times New Roman" w:hAnsi="Times New Roman" w:cs="Times New Roman"/>
-              </w:rPr>
-              <w:t>ps</w:t>
-            </w:r>
-            <w:proofErr w:type="spellEnd"/>
-          </w:p>
-          <w:p>
-            <w:pPr>
-              <w:rPr>
-                <w:rFonts w:ascii="Times New Roman" w:hAnsi="Times New Roman" w:cs="Times New Roman"/>
-              </w:rPr>
-            </w:pPr>
-          </w:p>
-          <w:p>
-            <w:pPr>
-              <w:rPr>
-                <w:rFonts w:ascii="Times New Roman" w:hAnsi="Times New Roman" w:cs="Times New Roman"/>
-              </w:rPr>
-            </w:pPr>
-            <w:r>
-              <w:rPr>
-                <w:rFonts w:ascii="Times New Roman" w:hAnsi="Times New Roman" w:cs="Times New Roman"/>
-                <w:noProof/>
-              </w:rPr>
-              <w:drawing>
-                <wp:inline distT="0" distB="0" distL="0" distR="0" wp14:anchorId="1C7F8BF8" wp14:editId="64296110">
-                  <wp:extent cx="5943600" cy="218440"/>
-                  <wp:effectExtent l="0" t="0" r="0" b="0"/>
-                  <wp:docPr id="44" name="图片 44"/>
                   <wp:cNvGraphicFramePr>
                     <a:graphicFrameLocks xmlns:a="http://schemas.openxmlformats.org/drawingml/2006/main" noChangeAspect="1"/>
                   </wp:cNvGraphicFramePr>
@@ -21399,6 +21581,95 @@
                         <pic:spPr>
                           <a:xfrm>
                             <a:off x="0" y="0"/>
+                            <a:ext cx="5943600" cy="130810"/>
+                          </a:xfrm>
+                          <a:prstGeom prst="rect">
+                            <a:avLst/>
+                          </a:prstGeom>
+                        </pic:spPr>
+                      </pic:pic>
+                    </a:graphicData>
+                  </a:graphic>
+                </wp:inline>
+              </w:drawing>
+            </w:r>
+          </w:p>
+          <w:p>
+            <w:pPr>
+              <w:rPr>
+                <w:rFonts w:ascii="Times New Roman" w:hAnsi="Times New Roman" w:cs="Times New Roman"/>
+              </w:rPr>
+            </w:pPr>
+          </w:p>
+          <w:p>
+            <w:pPr>
+              <w:rPr>
+                <w:rFonts w:ascii="Times New Roman" w:hAnsi="Times New Roman" w:cs="Times New Roman"/>
+              </w:rPr>
+            </w:pPr>
+            <w:r>
+              <w:rPr>
+                <w:rFonts w:ascii="Times New Roman" w:hAnsi="Times New Roman" w:cs="Times New Roman" w:hint="eastAsia"/>
+              </w:rPr>
+              <w:t>$</w:t>
+            </w:r>
+            <w:r>
+              <w:rPr>
+                <w:rFonts w:ascii="Times New Roman" w:hAnsi="Times New Roman" w:cs="Times New Roman"/>
+              </w:rPr>
+              <w:t xml:space="preserve"> docker </w:t>
+            </w:r>
+            <w:proofErr w:type="spellStart"/>
+            <w:r>
+              <w:rPr>
+                <w:rFonts w:ascii="Times New Roman" w:hAnsi="Times New Roman" w:cs="Times New Roman"/>
+              </w:rPr>
+              <w:t>ps</w:t>
+            </w:r>
+            <w:proofErr w:type="spellEnd"/>
+          </w:p>
+          <w:p>
+            <w:pPr>
+              <w:rPr>
+                <w:rFonts w:ascii="Times New Roman" w:hAnsi="Times New Roman" w:cs="Times New Roman"/>
+              </w:rPr>
+            </w:pPr>
+          </w:p>
+          <w:p>
+            <w:pPr>
+              <w:rPr>
+                <w:rFonts w:ascii="Times New Roman" w:hAnsi="Times New Roman" w:cs="Times New Roman"/>
+              </w:rPr>
+            </w:pPr>
+            <w:r>
+              <w:rPr>
+                <w:rFonts w:ascii="Times New Roman" w:hAnsi="Times New Roman" w:cs="Times New Roman"/>
+                <w:noProof/>
+              </w:rPr>
+              <w:drawing>
+                <wp:inline distT="0" distB="0" distL="0" distR="0" wp14:anchorId="1C7F8BF8" wp14:editId="64296110">
+                  <wp:extent cx="5943600" cy="218440"/>
+                  <wp:effectExtent l="0" t="0" r="0" b="0"/>
+                  <wp:docPr id="44" name="图片 44"/>
+                  <wp:cNvGraphicFramePr>
+                    <a:graphicFrameLocks xmlns:a="http://schemas.openxmlformats.org/drawingml/2006/main" noChangeAspect="1"/>
+                  </wp:cNvGraphicFramePr>
+                  <a:graphic xmlns:a="http://schemas.openxmlformats.org/drawingml/2006/main">
+                    <a:graphicData uri="http://schemas.openxmlformats.org/drawingml/2006/picture">
+                      <pic:pic xmlns:pic="http://schemas.openxmlformats.org/drawingml/2006/picture">
+                        <pic:nvPicPr>
+                          <pic:cNvPr id="1" name=""/>
+                          <pic:cNvPicPr/>
+                        </pic:nvPicPr>
+                        <pic:blipFill>
+                          <a:blip r:embed="rId74"/>
+                          <a:stretch>
+                            <a:fillRect/>
+                          </a:stretch>
+                        </pic:blipFill>
+                        <pic:spPr>
+                          <a:xfrm>
+                            <a:off x="0" y="0"/>
                             <a:ext cx="5943600" cy="218440"/>
                           </a:xfrm>
                           <a:prstGeom prst="rect">
@@ -21734,7 +22005,7 @@
               </w:rPr>
               <w:t>/</w:t>
             </w:r>
-            <w:hyperlink r:id="rId74" w:anchor="file-step1-sh" w:history="1">
+            <w:hyperlink r:id="rId75" w:anchor="file-step1-sh" w:history="1">
               <w:r>
                 <w:rPr>
                   <w:rStyle w:val="a7"/>
@@ -21814,7 +22085,7 @@
                           <pic:cNvPicPr/>
                         </pic:nvPicPr>
                         <pic:blipFill>
-                          <a:blip r:embed="rId75"/>
+                          <a:blip r:embed="rId76"/>
                           <a:stretch>
                             <a:fillRect/>
                           </a:stretch>
@@ -21880,7 +22151,7 @@
               </w:rPr>
               <w:t>/</w:t>
             </w:r>
-            <w:hyperlink r:id="rId76" w:anchor="file-step2-sh" w:history="1">
+            <w:hyperlink r:id="rId77" w:anchor="file-step2-sh" w:history="1">
               <w:r>
                 <w:rPr>
                   <w:rStyle w:val="a7"/>
@@ -21972,7 +22243,7 @@
                           <pic:cNvPicPr/>
                         </pic:nvPicPr>
                         <pic:blipFill>
-                          <a:blip r:embed="rId77"/>
+                          <a:blip r:embed="rId78"/>
                           <a:stretch>
                             <a:fillRect/>
                           </a:stretch>
@@ -22006,7 +22277,6 @@
         </w:tc>
       </w:tr>
     </w:tbl>
-    <w:p/>
     <w:p>
       <w:pPr>
         <w:pStyle w:val="2"/>
@@ -22406,7 +22676,7 @@
               </w:rPr>
               <w:t xml:space="preserve"> vi </w:t>
             </w:r>
-            <w:hyperlink r:id="rId78" w:anchor="file-read_pem-py" w:history="1">
+            <w:hyperlink r:id="rId79" w:anchor="file-read_pem-py" w:history="1">
               <w:r>
                 <w:rPr>
                   <w:rStyle w:val="a7"/>
@@ -22435,7 +22705,7 @@
               </w:rPr>
               <w:t xml:space="preserve"> vi </w:t>
             </w:r>
-            <w:hyperlink r:id="rId79" w:anchor="file-prepare_tls_peer0_org1-sh" w:history="1">
+            <w:hyperlink r:id="rId80" w:anchor="file-prepare_tls_peer0_org1-sh" w:history="1">
               <w:r>
                 <w:rPr>
                   <w:rStyle w:val="a7"/>
@@ -22464,7 +22734,7 @@
               </w:rPr>
               <w:t xml:space="preserve"> vi </w:t>
             </w:r>
-            <w:hyperlink r:id="rId80" w:anchor="file-prepare_tls_peer0_org2-sh" w:history="1">
+            <w:hyperlink r:id="rId81" w:anchor="file-prepare_tls_peer0_org2-sh" w:history="1">
               <w:r>
                 <w:rPr>
                   <w:rStyle w:val="a7"/>
@@ -22507,7 +22777,7 @@
               </w:rPr>
               <w:t>/</w:t>
             </w:r>
-            <w:hyperlink r:id="rId81" w:anchor="file-all-sh" w:history="1">
+            <w:hyperlink r:id="rId82" w:anchor="file-all-sh" w:history="1">
               <w:r>
                 <w:rPr>
                   <w:rStyle w:val="a7"/>
@@ -22570,7 +22840,7 @@
               </w:rPr>
               <w:t xml:space="preserve"> vi </w:t>
             </w:r>
-            <w:hyperlink r:id="rId82" w:anchor="file-prepare_wallet_user1_org1-py" w:history="1">
+            <w:hyperlink r:id="rId83" w:anchor="file-prepare_wallet_user1_org1-py" w:history="1">
               <w:r>
                 <w:rPr>
                   <w:rStyle w:val="a7"/>
@@ -22599,7 +22869,7 @@
               </w:rPr>
               <w:t xml:space="preserve"> vi </w:t>
             </w:r>
-            <w:hyperlink r:id="rId83" w:anchor="file-prepare_wallet_user1_org2-py" w:history="1">
+            <w:hyperlink r:id="rId84" w:anchor="file-prepare_wallet_user1_org2-py" w:history="1">
               <w:r>
                 <w:rPr>
                   <w:rStyle w:val="a7"/>
@@ -22628,7 +22898,7 @@
               </w:rPr>
               <w:t xml:space="preserve"> </w:t>
             </w:r>
-            <w:hyperlink r:id="rId84" w:anchor="file-all-sh" w:history="1">
+            <w:hyperlink r:id="rId85" w:anchor="file-all-sh" w:history="1">
               <w:r>
                 <w:rPr>
                   <w:rStyle w:val="a7"/>
@@ -22770,7 +23040,7 @@
               </w:rPr>
               <w:t xml:space="preserve"> vi </w:t>
             </w:r>
-            <w:hyperlink r:id="rId85" w:anchor="file-invoke-js" w:history="1">
+            <w:hyperlink r:id="rId86" w:anchor="file-invoke-js" w:history="1">
               <w:r>
                 <w:rPr>
                   <w:rStyle w:val="a7"/>
@@ -22799,7 +23069,7 @@
               </w:rPr>
               <w:t xml:space="preserve"> vi </w:t>
             </w:r>
-            <w:hyperlink r:id="rId86" w:anchor="file-prepare_sdk_peer0_org1-sh" w:history="1">
+            <w:hyperlink r:id="rId87" w:anchor="file-prepare_sdk_peer0_org1-sh" w:history="1">
               <w:r>
                 <w:rPr>
                   <w:rStyle w:val="a7"/>
@@ -22828,7 +23098,7 @@
               </w:rPr>
               <w:t xml:space="preserve"> vi </w:t>
             </w:r>
-            <w:hyperlink r:id="rId87" w:anchor="file-prepare_sdk_peer0_org2-sh" w:history="1">
+            <w:hyperlink r:id="rId88" w:anchor="file-prepare_sdk_peer0_org2-sh" w:history="1">
               <w:r>
                 <w:rPr>
                   <w:rStyle w:val="a7"/>
@@ -22865,7 +23135,7 @@
               </w:rPr>
               <w:t>/</w:t>
             </w:r>
-            <w:hyperlink r:id="rId88" w:anchor="file-all-sh" w:history="1">
+            <w:hyperlink r:id="rId89" w:anchor="file-all-sh" w:history="1">
               <w:r>
                 <w:rPr>
                   <w:rStyle w:val="a7"/>
@@ -22989,7 +23259,7 @@
               </w:rPr>
               <w:t xml:space="preserve">vi </w:t>
             </w:r>
-            <w:hyperlink r:id="rId89" w:anchor="file-package-json" w:history="1">
+            <w:hyperlink r:id="rId90" w:anchor="file-package-json" w:history="1">
               <w:proofErr w:type="gramStart"/>
               <w:r>
                 <w:rPr>
@@ -23060,7 +23330,7 @@
               </w:rPr>
               <w:t>vi $HOME/fabric-samples/demo-first/workload/node_modules/fabric-network/lib/</w:t>
             </w:r>
-            <w:hyperlink r:id="rId90" w:anchor="file-transaction-js" w:history="1">
+            <w:hyperlink r:id="rId91" w:anchor="file-transaction-js" w:history="1">
               <w:r>
                 <w:rPr>
                   <w:rStyle w:val="a7"/>
@@ -23098,7 +23368,7 @@
         </w:rPr>
         <w:t xml:space="preserve">Prepare wallets of </w:t>
       </w:r>
-      <w:hyperlink r:id="rId91" w:history="1">
+      <w:hyperlink r:id="rId92" w:history="1">
         <w:r>
           <w:rPr>
             <w:rStyle w:val="a7"/>
@@ -23113,7 +23383,7 @@
         </w:rPr>
         <w:t xml:space="preserve"> and </w:t>
       </w:r>
-      <w:hyperlink r:id="rId92" w:history="1">
+      <w:hyperlink r:id="rId93" w:history="1">
         <w:r>
           <w:rPr>
             <w:rStyle w:val="a7"/>
@@ -23214,12 +23484,15 @@
               </w:rPr>
               <w:t xml:space="preserve"> python </w:t>
             </w:r>
-            <w:r>
-              <w:rPr>
-                <w:bCs/>
-              </w:rPr>
-              <w:t>prepare_wallet_user1_org1.py</w:t>
-            </w:r>
+            <w:hyperlink r:id="rId94" w:anchor="file-step2-sh" w:history="1">
+              <w:r>
+                <w:rPr>
+                  <w:rStyle w:val="a7"/>
+                  <w:bCs/>
+                </w:rPr>
+                <w:t>prepare_wallet_user1_org1.py</w:t>
+              </w:r>
+            </w:hyperlink>
           </w:p>
           <w:p>
             <w:pPr>
@@ -23240,33 +23513,52 @@
               </w:rPr>
               <w:t xml:space="preserve"> python </w:t>
             </w:r>
-            <w:r>
+            <w:hyperlink r:id="rId95" w:anchor="file-prepare_wallet_user1_org2-py" w:history="1">
+              <w:r>
+                <w:rPr>
+                  <w:rStyle w:val="a7"/>
+                  <w:bCs/>
+                </w:rPr>
+                <w:t>prepare_wallet_user1_org2.py</w:t>
+              </w:r>
+            </w:hyperlink>
+          </w:p>
+          <w:p>
+            <w:pPr>
               <w:rPr>
                 <w:bCs/>
               </w:rPr>
-              <w:t>prepare_wallet_user1_org2.py</w:t>
-            </w:r>
-          </w:p>
-          <w:p>
-            <w:pPr>
+            </w:pPr>
+            <w:proofErr w:type="gramStart"/>
+            <w:r>
               <w:rPr>
                 <w:rFonts w:hint="eastAsia"/>
                 <w:bCs/>
               </w:rPr>
-            </w:pPr>
-            <w:r>
-              <w:rPr>
-                <w:rFonts w:hint="eastAsia"/>
+              <w:t>$</w:t>
+            </w:r>
+            <w:r>
+              <w:rPr>
                 <w:bCs/>
               </w:rPr>
-              <w:t>$</w:t>
-            </w:r>
+              <w:t xml:space="preserve"> .</w:t>
+            </w:r>
+            <w:proofErr w:type="gramEnd"/>
             <w:r>
               <w:rPr>
                 <w:bCs/>
               </w:rPr>
-              <w:t xml:space="preserve"> ./all.sh</w:t>
-            </w:r>
+              <w:t>/</w:t>
+            </w:r>
+            <w:hyperlink r:id="rId96" w:anchor="file-all-sh" w:history="1">
+              <w:r>
+                <w:rPr>
+                  <w:rStyle w:val="a7"/>
+                  <w:bCs/>
+                </w:rPr>
+                <w:t>all.sh</w:t>
+              </w:r>
+            </w:hyperlink>
           </w:p>
         </w:tc>
       </w:tr>
@@ -23281,13 +23573,22 @@
     <w:p>
       <w:pPr>
         <w:rPr>
+          <w:rFonts w:hint="eastAsia"/>
           <w:bCs/>
         </w:rPr>
       </w:pPr>
+    </w:p>
+    <w:p>
+      <w:pPr>
+        <w:rPr>
+          <w:bCs/>
+        </w:rPr>
+      </w:pPr>
       <w:r>
         <w:rPr>
           <w:b/>
         </w:rPr>
+        <w:lastRenderedPageBreak/>
         <w:t xml:space="preserve">Step 4: </w:t>
       </w:r>
       <w:r>
@@ -23322,7 +23623,6 @@
                 <w:rFonts w:hint="eastAsia"/>
                 <w:bCs/>
               </w:rPr>
-              <w:lastRenderedPageBreak/>
               <w:t>$</w:t>
             </w:r>
             <w:r>
@@ -23365,7 +23665,7 @@
               </w:rPr>
               <w:t>/</w:t>
             </w:r>
-            <w:hyperlink r:id="rId93" w:anchor="file-scp-sh" w:history="1">
+            <w:hyperlink r:id="rId97" w:anchor="file-scp-sh" w:history="1">
               <w:r>
                 <w:rPr>
                   <w:rStyle w:val="a7"/>
@@ -23421,7 +23721,7 @@
               </w:rPr>
               <w:t>/</w:t>
             </w:r>
-            <w:hyperlink r:id="rId94" w:anchor="file-ssh-sh" w:history="1">
+            <w:hyperlink r:id="rId98" w:anchor="file-ssh-sh" w:history="1">
               <w:r>
                 <w:rPr>
                   <w:rStyle w:val="a7"/>
@@ -23503,7 +23803,7 @@
               </w:rPr>
               <w:t xml:space="preserve"> node </w:t>
             </w:r>
-            <w:hyperlink r:id="rId95" w:anchor="file-query-js" w:history="1">
+            <w:hyperlink r:id="rId99" w:anchor="file-query-js" w:history="1">
               <w:r>
                 <w:rPr>
                   <w:rStyle w:val="a7"/>
@@ -23538,7 +23838,7 @@
               </w:rPr>
               <w:t xml:space="preserve"> node </w:t>
             </w:r>
-            <w:hyperlink r:id="rId96" w:anchor="file-invoke-js" w:history="1">
+            <w:hyperlink r:id="rId100" w:anchor="file-invoke-js" w:history="1">
               <w:r>
                 <w:rPr>
                   <w:rStyle w:val="a7"/>
@@ -23616,7 +23916,7 @@
             <w:r>
               <w:t xml:space="preserve">$ python </w:t>
             </w:r>
-            <w:hyperlink r:id="rId97" w:anchor="file-readthroughput_p1-py" w:history="1">
+            <w:hyperlink r:id="rId101" w:anchor="file-readthroughput_p1-py" w:history="1">
               <w:r>
                 <w:rPr>
                   <w:rStyle w:val="a7"/>
@@ -23643,7 +23943,7 @@
             <w:r>
               <w:t xml:space="preserve"> python </w:t>
             </w:r>
-            <w:hyperlink r:id="rId98" w:anchor="file-readdelay_p1-py" w:history="1">
+            <w:hyperlink r:id="rId102" w:anchor="file-readdelay_p1-py" w:history="1">
               <w:r>
                 <w:rPr>
                   <w:rStyle w:val="a7"/>
@@ -23851,7 +24151,7 @@
               </w:rPr>
               <w:t xml:space="preserve"> </w:t>
             </w:r>
-            <w:hyperlink r:id="rId99" w:history="1">
+            <w:hyperlink r:id="rId103" w:history="1">
               <w:r>
                 <w:rPr>
                   <w:rStyle w:val="a7"/>
@@ -23865,7 +24165,7 @@
             <w:r>
               <w:t xml:space="preserve">$ python </w:t>
             </w:r>
-            <w:hyperlink r:id="rId100" w:anchor="file-readthroughput_p2-py" w:history="1">
+            <w:hyperlink r:id="rId104" w:anchor="file-readthroughput_p2-py" w:history="1">
               <w:r>
                 <w:rPr>
                   <w:rStyle w:val="a7"/>
@@ -24056,7 +24356,7 @@
               </w:rPr>
               <w:t xml:space="preserve"> </w:t>
             </w:r>
-            <w:hyperlink r:id="rId101" w:history="1">
+            <w:hyperlink r:id="rId105" w:history="1">
               <w:r>
                 <w:rPr>
                   <w:rStyle w:val="a7"/>
@@ -24076,7 +24376,7 @@
             <w:r>
               <w:t xml:space="preserve"> python2 </w:t>
             </w:r>
-            <w:hyperlink r:id="rId102" w:anchor="file-readthroughput_p3" w:history="1">
+            <w:hyperlink r:id="rId106" w:anchor="file-readthroughput_p3" w:history="1">
               <w:r>
                 <w:rPr>
                   <w:rStyle w:val="a7"/>
@@ -24295,6 +24595,7 @@
               <w:rPr>
                 <w:rFonts w:hint="eastAsia"/>
               </w:rPr>
+              <w:lastRenderedPageBreak/>
               <w:t>$</w:t>
             </w:r>
             <w:r>
@@ -24307,7 +24608,7 @@
             <w:r>
               <w:t>/</w:t>
             </w:r>
-            <w:hyperlink r:id="rId103" w:anchor="file-clean-sh" w:history="1">
+            <w:hyperlink r:id="rId107" w:anchor="file-clean-sh" w:history="1">
               <w:r>
                 <w:rPr>
                   <w:rStyle w:val="a7"/>
@@ -24618,7 +24919,7 @@
             <w:r>
               <w:t xml:space="preserve">$ docker-compose -f </w:t>
             </w:r>
-            <w:hyperlink r:id="rId104" w:anchor="file-test-yaml" w:history="1">
+            <w:hyperlink r:id="rId108" w:anchor="file-test-yaml" w:history="1">
               <w:proofErr w:type="gramStart"/>
               <w:r>
                 <w:rPr>
@@ -24661,6 +24962,7 @@
           </w:tcPr>
           <w:p>
             <w:r>
+              <w:lastRenderedPageBreak/>
               <w:t xml:space="preserve">$ </w:t>
             </w:r>
             <w:r>
@@ -24900,7 +25202,7 @@
             <w:r>
               <w:t xml:space="preserve">$ docker-compose -f </w:t>
             </w:r>
-            <w:hyperlink r:id="rId105" w:anchor="file-test-yaml" w:history="1">
+            <w:hyperlink r:id="rId109" w:anchor="file-test-yaml" w:history="1">
               <w:proofErr w:type="gramStart"/>
               <w:r>
                 <w:rPr>
@@ -25728,7 +26030,7 @@
                     </pic:cNvPicPr>
                   </pic:nvPicPr>
                   <pic:blipFill>
-                    <a:blip r:embed="rId106" cstate="print">
+                    <a:blip r:embed="rId110" cstate="print">
                       <a:extLst>
                         <a:ext uri="{28A0092B-C50C-407E-A947-70E740481C1C}">
                           <a14:useLocalDpi xmlns:a14="http://schemas.microsoft.com/office/drawing/2010/main" val="0"/>
@@ -25785,7 +26087,7 @@
                     </pic:cNvPicPr>
                   </pic:nvPicPr>
                   <pic:blipFill>
-                    <a:blip r:embed="rId107" cstate="print">
+                    <a:blip r:embed="rId111" cstate="print">
                       <a:extLst>
                         <a:ext uri="{28A0092B-C50C-407E-A947-70E740481C1C}">
                           <a14:useLocalDpi xmlns:a14="http://schemas.microsoft.com/office/drawing/2010/main" val="0"/>
@@ -25842,7 +26144,7 @@
                     </pic:cNvPicPr>
                   </pic:nvPicPr>
                   <pic:blipFill>
-                    <a:blip r:embed="rId108" cstate="print">
+                    <a:blip r:embed="rId112" cstate="print">
                       <a:extLst>
                         <a:ext uri="{28A0092B-C50C-407E-A947-70E740481C1C}">
                           <a14:useLocalDpi xmlns:a14="http://schemas.microsoft.com/office/drawing/2010/main" val="0"/>
@@ -25982,7 +26284,7 @@
                     </pic:cNvPicPr>
                   </pic:nvPicPr>
                   <pic:blipFill>
-                    <a:blip r:embed="rId109" cstate="print">
+                    <a:blip r:embed="rId113" cstate="print">
                       <a:extLst>
                         <a:ext uri="{28A0092B-C50C-407E-A947-70E740481C1C}">
                           <a14:useLocalDpi xmlns:a14="http://schemas.microsoft.com/office/drawing/2010/main" val="0"/>
@@ -26038,7 +26340,7 @@
                     </pic:cNvPicPr>
                   </pic:nvPicPr>
                   <pic:blipFill>
-                    <a:blip r:embed="rId110" cstate="print">
+                    <a:blip r:embed="rId114" cstate="print">
                       <a:extLst>
                         <a:ext uri="{28A0092B-C50C-407E-A947-70E740481C1C}">
                           <a14:useLocalDpi xmlns:a14="http://schemas.microsoft.com/office/drawing/2010/main" val="0"/>
@@ -26094,7 +26396,7 @@
                     </pic:cNvPicPr>
                   </pic:nvPicPr>
                   <pic:blipFill>
-                    <a:blip r:embed="rId111" cstate="print">
+                    <a:blip r:embed="rId115" cstate="print">
                       <a:extLst>
                         <a:ext uri="{28A0092B-C50C-407E-A947-70E740481C1C}">
                           <a14:useLocalDpi xmlns:a14="http://schemas.microsoft.com/office/drawing/2010/main" val="0"/>
@@ -26151,7 +26453,7 @@
                     </pic:cNvPicPr>
                   </pic:nvPicPr>
                   <pic:blipFill>
-                    <a:blip r:embed="rId112" cstate="print">
+                    <a:blip r:embed="rId116" cstate="print">
                       <a:extLst>
                         <a:ext uri="{28A0092B-C50C-407E-A947-70E740481C1C}">
                           <a14:useLocalDpi xmlns:a14="http://schemas.microsoft.com/office/drawing/2010/main" val="0"/>
@@ -26208,7 +26510,7 @@
                     </pic:cNvPicPr>
                   </pic:nvPicPr>
                   <pic:blipFill>
-                    <a:blip r:embed="rId113" cstate="print">
+                    <a:blip r:embed="rId117" cstate="print">
                       <a:extLst>
                         <a:ext uri="{28A0092B-C50C-407E-A947-70E740481C1C}">
                           <a14:useLocalDpi xmlns:a14="http://schemas.microsoft.com/office/drawing/2010/main" val="0"/>
@@ -26641,7 +26943,7 @@
             <w:r>
               <w:t xml:space="preserve">$ cp –r </w:t>
             </w:r>
-            <w:hyperlink r:id="rId114" w:history="1">
+            <w:hyperlink r:id="rId118" w:history="1">
               <w:r>
                 <w:rPr>
                   <w:rStyle w:val="a7"/>
@@ -33875,7 +34177,6 @@
   <w:style w:type="character" w:default="1" w:styleId="a0">
     <w:name w:val="Default Paragraph Font"/>
     <w:uiPriority w:val="1"/>
-    <w:semiHidden/>
     <w:unhideWhenUsed/>
   </w:style>
   <w:style w:type="table" w:default="1" w:styleId="a1">
